--- a/documentacao/arquivos/garantia-qualidade/LabMedSys - Modulo Garantia da Qualidade - Controle de Mudanças - Tela 04 Liberação Avaliação de Mudanças - Anvisa.docx
+++ b/documentacao/arquivos/garantia-qualidade/LabMedSys - Modulo Garantia da Qualidade - Controle de Mudanças - Tela 04 Liberação Avaliação de Mudanças - Anvisa.docx
@@ -998,7 +998,7 @@
                 <w:rFonts w:eastAsia="Arial" w:cs="Arial"/>
                 <w:szCs w:val="20"/>
               </w:rPr>
-              <w:t>Versão publicada no portal, sem os achados de segurança</w:t>
+              <w:t>Rascunho: legado, a partir do código</w:t>
             </w:r>
           </w:p>
         </w:tc>
@@ -4371,7 +4371,7 @@
         <w:rPr>
           <w:szCs w:val="20"/>
         </w:rPr>
-        <w:t xml:space="preserve">1. Esta mudança foi aprovada antes de ser implementada? Por quem e quando? O sistema mostra isso hoje? Em parte. Mostra o responsável e a data, mas a data vem da tela (RN-GQ-M04-013). 2. As áreas afetadas foram ouvidas e como a GQ tratou a objeção de quem não aceitou? O sistema mostra isso hoje? Em parte. Mostra o quadro dos pareceres, mas nada obriga a tratar o "Não Aceito" (CT-GQ-035, DV-GQ-004). 4. A mudança exigia notificação ou aprovação regulatória? O sistema mostra isso hoje? Não. Nenhum campo desta tela trata disso.</w:t>
+        <w:t xml:space="preserve">1. Esta mudança foi aprovada antes de ser implementada? Por quem e quando? O sistema mostra isso hoje? Em parte. Mostra o responsável e a data, mas a data vem da tela (RN-GQ-M04-013). 2. As áreas afetadas foram ouvidas e como a GQ tratou a objeção de quem não aceitou? O sistema mostra isso hoje? Em parte. Mostra o quadro dos pareceres, mas nada obriga a tratar o "Não Aceito" (CT-GQ-035, DV-GQ-004). 3. A aprovação poderia ter ocorrido sem os pareceres? O sistema mostra isso hoje? Não impede: a tela esconde os botões, mas o servidor aceita (CT-GQ-034, DV-GQ-003). 4. A mudança exigia notificação ou aprovação regulatória? O sistema mostra isso hoje? Não. Nenhum campo desta tela trata disso. 5. Uma mudança já aprovada foi alterada depois? O sistema mostra isso hoje? Em parte. O histórico guarda a gravação, mas o servidor aceita liberar de novo sem conferir a situação (RN-GQ-M04-015).</w:t>
       </w:r>
     </w:p>
     <w:p>

--- a/documentacao/arquivos/garantia-qualidade/LabMedSys - Modulo Garantia da Qualidade - Controle de Mudanças - Tela 04 Liberação Avaliação de Mudanças - Anvisa.docx
+++ b/documentacao/arquivos/garantia-qualidade/LabMedSys - Modulo Garantia da Qualidade - Controle de Mudanças - Tela 04 Liberação Avaliação de Mudanças - Anvisa.docx
@@ -946,7 +946,7 @@
               <w:rPr>
                 <w:szCs w:val="20"/>
               </w:rPr>
-              <w:t>22/10/2026</w:t>
+              <w:t>23/10/2026</w:t>
             </w:r>
           </w:p>
         </w:tc>
